--- a/module-6/Allen Movies Table.docx
+++ b/module-6/Allen Movies Table.docx
@@ -49,19 +49,30 @@
           <w:szCs w:val="28"/>
         </w:rPr>
       </w:pPr>
+      <w:hyperlink r:id="rId4" w:history="1">
+        <w:r>
+          <w:rPr>
+            <w:rStyle w:val="Hyperlink"/>
+            <w:rFonts w:ascii="Amasis MT Pro Black" w:hAnsi="Amasis MT Pro Black"/>
+            <w:sz w:val="28"/>
+            <w:szCs w:val="28"/>
+          </w:rPr>
+          <w:t>https://github.com/allenneosha/csd-310/tree/main/module-6</w:t>
+        </w:r>
+      </w:hyperlink>
       <w:r>
         <w:rPr>
           <w:rFonts w:ascii="Amasis MT Pro Black" w:hAnsi="Amasis MT Pro Black"/>
           <w:noProof/>
         </w:rPr>
         <w:drawing>
-          <wp:anchor distT="0" distB="0" distL="114300" distR="114300" simplePos="0" relativeHeight="251658240" behindDoc="0" locked="0" layoutInCell="1" allowOverlap="1" wp14:anchorId="043BD94D" wp14:editId="755EB425">
+          <wp:anchor distT="0" distB="0" distL="114300" distR="114300" simplePos="0" relativeHeight="251658240" behindDoc="0" locked="0" layoutInCell="1" allowOverlap="1" wp14:anchorId="043BD94D" wp14:editId="70FF26DA">
             <wp:simplePos x="0" y="0"/>
             <wp:positionH relativeFrom="margin">
               <wp:align>right</wp:align>
             </wp:positionH>
             <wp:positionV relativeFrom="paragraph">
-              <wp:posOffset>299085</wp:posOffset>
+              <wp:posOffset>1565910</wp:posOffset>
             </wp:positionV>
             <wp:extent cx="5943600" cy="3383280"/>
             <wp:effectExtent l="0" t="0" r="0" b="7620"/>
@@ -78,7 +89,7 @@
                     <pic:cNvPicPr/>
                   </pic:nvPicPr>
                   <pic:blipFill>
-                    <a:blip r:embed="rId4">
+                    <a:blip r:embed="rId5">
                       <a:extLst>
                         <a:ext uri="{28A0092B-C50C-407E-A947-70E740481C1C}">
                           <a14:useLocalDpi xmlns:a14="http://schemas.microsoft.com/office/drawing/2010/main" val="0"/>
@@ -1032,6 +1043,29 @@
       <w:spacing w:val="5"/>
     </w:rPr>
   </w:style>
+  <w:style w:type="character" w:styleId="Hyperlink">
+    <w:name w:val="Hyperlink"/>
+    <w:basedOn w:val="DefaultParagraphFont"/>
+    <w:uiPriority w:val="99"/>
+    <w:unhideWhenUsed/>
+    <w:rsid w:val="00BB52AA"/>
+    <w:rPr>
+      <w:color w:val="467886" w:themeColor="hyperlink"/>
+      <w:u w:val="single"/>
+    </w:rPr>
+  </w:style>
+  <w:style w:type="character" w:styleId="UnresolvedMention">
+    <w:name w:val="Unresolved Mention"/>
+    <w:basedOn w:val="DefaultParagraphFont"/>
+    <w:uiPriority w:val="99"/>
+    <w:semiHidden/>
+    <w:unhideWhenUsed/>
+    <w:rsid w:val="00BB52AA"/>
+    <w:rPr>
+      <w:color w:val="605E5C"/>
+      <w:shd w:val="clear" w:color="auto" w:fill="E1DFDD"/>
+    </w:rPr>
+  </w:style>
 </w:styles>
 </file>
 
